--- a/docs/AUDITORIA_API_KEY.docx
+++ b/docs/AUDITORIA_API_KEY.docx
@@ -16,6 +16,19 @@
           <w:sz w:val="28"/>
         </w:rPr>
         <w:t>TECNOLOGÍA EN DESARROLLO DE SOFTWARE</w:t>
+      </w:r>
+    </w:p>
+    <w:p>
+      <w:pPr>
+        <w:jc w:val="center"/>
+      </w:pPr>
+      <w:r>
+        <w:rPr>
+          <w:b w:val="0"/>
+          <w:i w:val="0"/>
+          <w:sz w:val="22"/>
+        </w:rPr>
+        <w:t>PROGRAMACIÓN AVANZADA Y APLICADA</w:t>
       </w:r>
     </w:p>
     <w:p/>
@@ -112,6 +125,33 @@
               <w:rPr>
                 <w:b/>
               </w:rPr>
+              <w:t>Docente</w:t>
+            </w:r>
+          </w:p>
+        </w:tc>
+        <w:tc>
+          <w:tcPr>
+            <w:tcW w:type="dxa" w:w="6236"/>
+          </w:tcPr>
+          <w:p>
+            <w:r>
+              <w:t>Mg. Sandra Esperanza Sánchez Barragán</w:t>
+            </w:r>
+          </w:p>
+        </w:tc>
+      </w:tr>
+      <w:tr>
+        <w:tc>
+          <w:tcPr>
+            <w:tcW w:type="dxa" w:w="2268"/>
+            <w:shd w:val="clear" w:color="auto" w:fill="DCE8FB"/>
+          </w:tcPr>
+          <w:p>
+            <w:r/>
+            <w:r>
+              <w:rPr>
+                <w:b/>
+              </w:rPr>
               <w:t>Programa</w:t>
             </w:r>
           </w:p>
@@ -123,6 +163,60 @@
           <w:p>
             <w:r>
               <w:t>Tecnología en Desarrollo de Software</w:t>
+            </w:r>
+          </w:p>
+        </w:tc>
+      </w:tr>
+      <w:tr>
+        <w:tc>
+          <w:tcPr>
+            <w:tcW w:type="dxa" w:w="2268"/>
+            <w:shd w:val="clear" w:color="auto" w:fill="DCE8FB"/>
+          </w:tcPr>
+          <w:p>
+            <w:r/>
+            <w:r>
+              <w:rPr>
+                <w:b/>
+              </w:rPr>
+              <w:t>Materia</w:t>
+            </w:r>
+          </w:p>
+        </w:tc>
+        <w:tc>
+          <w:tcPr>
+            <w:tcW w:type="dxa" w:w="6236"/>
+          </w:tcPr>
+          <w:p>
+            <w:r>
+              <w:t>Programación Avanzada y Aplicada</w:t>
+            </w:r>
+          </w:p>
+        </w:tc>
+      </w:tr>
+      <w:tr>
+        <w:tc>
+          <w:tcPr>
+            <w:tcW w:type="dxa" w:w="2268"/>
+            <w:shd w:val="clear" w:color="auto" w:fill="DCE8FB"/>
+          </w:tcPr>
+          <w:p>
+            <w:r/>
+            <w:r>
+              <w:rPr>
+                <w:b/>
+              </w:rPr>
+              <w:t>Modalidad</w:t>
+            </w:r>
+          </w:p>
+        </w:tc>
+        <w:tc>
+          <w:tcPr>
+            <w:tcW w:type="dxa" w:w="6236"/>
+          </w:tcPr>
+          <w:p>
+            <w:r>
+              <w:t>Individual</w:t>
             </w:r>
           </w:p>
         </w:tc>
@@ -193,7 +287,7 @@
           <w:b w:val="0"/>
           <w:i w:val="0"/>
         </w:rPr>
-        <w:t>Fecha: 23/10/2026. Proveedor: Google Gemini (endpoint compatible OpenAI). La clave se pasó por variable de entorno temporal; no está en el repositorio ni en estos documentos.</w:t>
+        <w:t>Fecha: 23/10/2026. Proveedor: Google Gemini (API compatible con Chat Completions). La clave se pasó por variable de entorno temporal; no está en el repositorio ni en estos documentos.</w:t>
       </w:r>
     </w:p>
     <w:p>
@@ -830,7 +924,7 @@
         <w:pStyle w:val="ListBullet"/>
       </w:pPr>
       <w:r>
-        <w:t>Suite completa: 51 pruebas, 0 fallos; compilación Windows y Android sin errores.</w:t>
+        <w:t>Suite completa: 52 pruebas, 0 fallos; compilación Windows y Android sin errores.</w:t>
       </w:r>
     </w:p>
     <w:p>
@@ -884,7 +978,7 @@
       <w:jc w:val="center"/>
     </w:pPr>
     <w:r>
-      <w:t xml:space="preserve">AsistenteIA -- Auditoría con API key real        Página </w:t>
+      <w:t xml:space="preserve">Programación Avanzada y Aplicada — AsistenteIA: Auditoría con API key real        Página </w:t>
     </w:r>
     <w:r>
       <w:fldChar w:fldCharType="begin"/>
